--- a/文档/项目交接说明.docx
+++ b/文档/项目交接说明.docx
@@ -7000,7 +7000,7 @@
                 <w:b w:val="0"/>
                 <w:sz w:val="18"/>
               </w:rPr>
-              <w:t>约 ¥54~100</w:t>
+              <w:t>约 ¥59~115</w:t>
             </w:r>
           </w:p>
         </w:tc>
